--- a/graph-analysis/Olalekan Alagbe - 2/AutoCircuit__Paper.docx
+++ b/graph-analysis/Olalekan Alagbe - 2/AutoCircuit__Paper.docx
@@ -7631,9 +7631,10 @@
         <w:spacing w:after="120"/>
         <w:jc w:val="both"/>
         <w:rPr>
-          <w:rFonts w:hint="default" w:ascii="Times New Roman" w:hAnsi="Times New Roman" w:cs="Times New Roman"/>
-          <w:b w:val="0"/>
-          <w:bCs w:val="0"/>
+          <w:rFonts w:hint="default" w:ascii="Times New Roman" w:hAnsi="Times New Roman" w:eastAsia="Arial" w:cs="Times New Roman"/>
+          <w:b w:val="0"/>
+          <w:bCs w:val="0"/>
+          <w:color w:val="2E75B6"/>
           <w:sz w:val="22"/>
           <w:szCs w:val="22"/>
         </w:rPr>
@@ -7649,34 +7650,6 @@
         </w:rPr>
         <w:t>Table 1. The 30 prompts used in this study. "p" is the prediction probability assigned by Gemma-2-2B to the listed correct answer token. Prompts 3–4 predicted the colon ":" (a format-override failure) rather than the expected semantic answer.</w:t>
       </w:r>
-    </w:p>
-    <w:p>
-      <w:pPr>
-        <w:pStyle w:val="3"/>
-        <w:spacing w:before="240" w:after="120"/>
-        <w:rPr>
-          <w:rFonts w:hint="default" w:ascii="Times New Roman" w:hAnsi="Times New Roman" w:eastAsia="Arial" w:cs="Times New Roman"/>
-          <w:b w:val="0"/>
-          <w:bCs w:val="0"/>
-          <w:color w:val="2E75B6"/>
-          <w:sz w:val="22"/>
-          <w:szCs w:val="22"/>
-        </w:rPr>
-      </w:pPr>
-    </w:p>
-    <w:p>
-      <w:pPr>
-        <w:pStyle w:val="3"/>
-        <w:spacing w:before="240" w:after="120"/>
-        <w:rPr>
-          <w:rFonts w:hint="default" w:ascii="Times New Roman" w:hAnsi="Times New Roman" w:eastAsia="Arial" w:cs="Times New Roman"/>
-          <w:b w:val="0"/>
-          <w:bCs w:val="0"/>
-          <w:color w:val="2E75B6"/>
-          <w:sz w:val="22"/>
-          <w:szCs w:val="22"/>
-        </w:rPr>
-      </w:pPr>
     </w:p>
     <w:p>
       <w:pPr>
@@ -7736,7 +7709,17 @@
           <w:sz w:val="22"/>
           <w:szCs w:val="22"/>
         </w:rPr>
-        <w:t>All analyses use Gemma-2-2B (Google DeepMind), a 2-billion parameter, 26-layer transformer language model. We represent the model's computation as an attribution graph generated via the Neuronpedia API, using the gemmascope-transcoder-16k sparse autoencoder (SAE) applied across all transformer layers. This SAE uses a cross-layer transcoder architecture with 16,384 features per layer, decomposing the residual stream at the level of individual semantic features rather than composite attention heads or MLP layers.</w:t>
+        <w:t>All analyses use Gemma-2-2B (Google DeepMind), a 2-billion parameter, 26-layer transformer language model. We represent the model's computation as an attribution graph generated via the Neuronpedia API, using the gemmascope-transcoder-16k sparse autoencoder (SAE) applied across all transformer layers. This SAE uses a cross-layer transcoder architecture with 16,384 features per layer, decomposing the residual stream at the level of individua</w:t>
+      </w:r>
+      <w:bookmarkStart w:id="0" w:name="_GoBack"/>
+      <w:bookmarkEnd w:id="0"/>
+      <w:r>
+        <w:rPr>
+          <w:rFonts w:hint="default" w:ascii="Times New Roman" w:hAnsi="Times New Roman" w:cs="Times New Roman"/>
+          <w:sz w:val="22"/>
+          <w:szCs w:val="22"/>
+        </w:rPr>
+        <w:t>l semantic features rather than composite attention heads or MLP layers.</w:t>
       </w:r>
     </w:p>
     <w:p>
@@ -7760,17 +7743,7 @@
           <w:sz w:val="22"/>
           <w:szCs w:val="22"/>
         </w:rPr>
-        <w:t>Each node in the attribution graph carries several properties. The layer and feature fields identify which SAE feature the node corresponds to, while ctx_idx encodes the token position in the prompt — meaning the same feature can appear as distinct n</w:t>
-      </w:r>
-      <w:bookmarkStart w:id="0" w:name="_GoBack"/>
-      <w:bookmarkEnd w:id="0"/>
-      <w:r>
-        <w:rPr>
-          <w:rFonts w:hint="default" w:ascii="Times New Roman" w:hAnsi="Times New Roman" w:cs="Times New Roman"/>
-          <w:sz w:val="22"/>
-          <w:szCs w:val="22"/>
-        </w:rPr>
-        <w:t>odes if it fires at different positions in the input sequence. The activation value measures how strongly a feature fired for a given prompt. The influence value measures the aggregated downstream causal effect of that node on the target logit — the sum of weighted contributions across all directed paths from that node to the logit output. The clerp field carries the human-readable label for the feature, retrieved via the Neuronpedia explanation API; where this is empty, the feature is identified by its layer and index alone. The is_target_logit flag identifies the final prediction node, and token_prob records the feature's direct probability contribution to the predicted token.</w:t>
+        <w:t>Each node in the attribution graph carries several properties. The layer and feature fields identify which SAE feature the node corresponds to, while ctx_idx encodes the token position in the prompt — meaning the same feature can appear as distinct nodes if it fires at different positions in the input sequence. The activation value measures how strongly a feature fired for a given prompt. The influence value measures the aggregated downstream causal effect of that node on the target logit — the sum of weighted contributions across all directed paths from that node to the logit output. The clerp field carries the human-readable label for the feature, retrieved via the Neuronpedia explanation API; where this is empty, the feature is identified by its layer and index alone. The is_target_logit flag identifies the final prediction node, and token_prob records the feature's direct probability contribution to the predicted token.</w:t>
       </w:r>
     </w:p>
     <w:p>
@@ -12713,12 +12686,6 @@
             <w:insideH w:val="single" w:color="auto" w:sz="4" w:space="0"/>
             <w:insideV w:val="single" w:color="auto" w:sz="4" w:space="0"/>
           </w:tblBorders>
-          <w:tblCellMar>
-            <w:top w:w="0" w:type="dxa"/>
-            <w:left w:w="10" w:type="dxa"/>
-            <w:bottom w:w="0" w:type="dxa"/>
-            <w:right w:w="10" w:type="dxa"/>
-          </w:tblCellMar>
         </w:tblPrEx>
         <w:trPr>
           <w:tblHeader/>
@@ -16674,12 +16641,6 @@
             <w:insideH w:val="single" w:color="auto" w:sz="4" w:space="0"/>
             <w:insideV w:val="single" w:color="auto" w:sz="4" w:space="0"/>
           </w:tblBorders>
-          <w:tblCellMar>
-            <w:top w:w="0" w:type="dxa"/>
-            <w:left w:w="10" w:type="dxa"/>
-            <w:bottom w:w="0" w:type="dxa"/>
-            <w:right w:w="10" w:type="dxa"/>
-          </w:tblCellMar>
         </w:tblPrEx>
         <w:trPr>
           <w:tblHeader/>
